--- a/fuentes/CF1_21720211_DU.docx
+++ b/fuentes/CF1_21720211_DU.docx
@@ -108,124 +108,7 @@
         <mc:AlternateContent>
           <mc:Choice Requires="wps">
             <w:drawing>
-              <wp:anchor distT="45720" distB="45720" distL="114300" distR="114300" simplePos="0" relativeHeight="251663360" behindDoc="0" locked="0" layoutInCell="1" allowOverlap="1" wp14:anchorId="2E2DABF6" wp14:editId="0C095440">
-                <wp:simplePos x="0" y="0"/>
-                <wp:positionH relativeFrom="margin">
-                  <wp:align>center</wp:align>
-                </wp:positionH>
-                <wp:positionV relativeFrom="paragraph">
-                  <wp:posOffset>395919</wp:posOffset>
-                </wp:positionV>
-                <wp:extent cx="7076661" cy="1852550"/>
-                <wp:effectExtent l="0" t="0" r="0" b="0"/>
-                <wp:wrapNone/>
-                <wp:docPr id="217" name="Cuadro de texto 2">
-                  <a:extLst xmlns:a="http://schemas.openxmlformats.org/drawingml/2006/main">
-                    <a:ext uri="{C183D7F6-B498-43B3-948B-1728B52AA6E4}">
-                      <adec:decorative xmlns:adec="http://schemas.microsoft.com/office/drawing/2017/decorative" val="1"/>
-                    </a:ext>
-                  </a:extLst>
-                </wp:docPr>
-                <wp:cNvGraphicFramePr>
-                  <a:graphicFrameLocks xmlns:a="http://schemas.openxmlformats.org/drawingml/2006/main"/>
-                </wp:cNvGraphicFramePr>
-                <a:graphic xmlns:a="http://schemas.openxmlformats.org/drawingml/2006/main">
-                  <a:graphicData uri="http://schemas.microsoft.com/office/word/2010/wordprocessingShape">
-                    <wps:wsp>
-                      <wps:cNvSpPr txBox="1">
-                        <a:spLocks noChangeArrowheads="1"/>
-                      </wps:cNvSpPr>
-                      <wps:spPr bwMode="auto">
-                        <a:xfrm>
-                          <a:off x="0" y="0"/>
-                          <a:ext cx="7076661" cy="1852550"/>
-                        </a:xfrm>
-                        <a:prstGeom prst="rect">
-                          <a:avLst/>
-                        </a:prstGeom>
-                        <a:noFill/>
-                        <a:ln>
-                          <a:noFill/>
-                        </a:ln>
-                        <a:effectLst/>
-                      </wps:spPr>
-                      <wps:txbx>
-                        <w:txbxContent>
-                          <w:p>
-                            <w:pPr>
-                              <w:pStyle w:val="TituloPortada"/>
-                              <w:rPr>
-                                <w:szCs w:val="72"/>
-                                <w:lang w:val="es-ES"/>
-                              </w:rPr>
-                            </w:pPr>
-                            <w:r>
-                              <w:rPr>
-                                <w:szCs w:val="72"/>
-                                <w:lang w:val="es-ES"/>
-                              </w:rPr>
-                              <w:t>Gestión de activos de información y análisis de riesgos en seguridad de la información</w:t>
-                            </w:r>
-                          </w:p>
-                        </w:txbxContent>
-                      </wps:txbx>
-                      <wps:bodyPr rot="0" vert="horz" wrap="square" lIns="91440" tIns="45720" rIns="91440" bIns="45720" anchor="t" anchorCtr="0">
-                        <a:noAutofit/>
-                      </wps:bodyPr>
-                    </wps:wsp>
-                  </a:graphicData>
-                </a:graphic>
-                <wp14:sizeRelH relativeFrom="margin">
-                  <wp14:pctWidth>0</wp14:pctWidth>
-                </wp14:sizeRelH>
-                <wp14:sizeRelV relativeFrom="margin">
-                  <wp14:pctHeight>0</wp14:pctHeight>
-                </wp14:sizeRelV>
-              </wp:anchor>
-            </w:drawing>
-          </mc:Choice>
-          <mc:Fallback>
-            <w:pict>
-              <v:shapetype w14:anchorId="2E2DABF6" id="_x0000_t202" coordsize="21600,21600" o:spt="202" path="m,l,21600r21600,l21600,xe">
-                <v:stroke joinstyle="miter"/>
-                <v:path gradientshapeok="t" o:connecttype="rect"/>
-              </v:shapetype>
-              <v:shape id="Cuadro de texto 2" o:spid="_x0000_s1026" type="#_x0000_t202" alt="&quot;&quot;" style="position:absolute;left:0;text-align:left;margin-left:0;margin-top:31.15pt;width:557.2pt;height:145.85pt;z-index:251663360;visibility:visible;mso-wrap-style:square;mso-width-percent:0;mso-height-percent:0;mso-wrap-distance-left:9pt;mso-wrap-distance-top:3.6pt;mso-wrap-distance-right:9pt;mso-wrap-distance-bottom:3.6pt;mso-position-horizontal:center;mso-position-horizontal-relative:margin;mso-position-vertical:absolute;mso-position-vertical-relative:text;mso-width-percent:0;mso-height-percent:0;mso-width-relative:margin;mso-height-relative:margin;v-text-anchor:top" o:gfxdata="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" filled="f" stroked="f">
-                <v:textbox>
-                  <w:txbxContent>
-                    <w:p>
-                      <w:pPr>
-                        <w:pStyle w:val="TituloPortada"/>
-                        <w:rPr>
-                          <w:szCs w:val="72"/>
-                          <w:lang w:val="es-ES"/>
-                        </w:rPr>
-                      </w:pPr>
-                      <w:r>
-                        <w:rPr>
-                          <w:szCs w:val="72"/>
-                          <w:lang w:val="es-ES"/>
-                        </w:rPr>
-                        <w:t>Gestión de activos de información y análisis de riesgos en seguridad de la información</w:t>
-                      </w:r>
-                    </w:p>
-                  </w:txbxContent>
-                </v:textbox>
-                <w10:wrap anchorx="margin"/>
-              </v:shape>
-            </w:pict>
-          </mc:Fallback>
-        </mc:AlternateContent>
-      </w:r>
-      <w:r>
-        <w:rPr>
-          <w:noProof/>
-          <w:lang w:eastAsia="es-CO"/>
-        </w:rPr>
-        <mc:AlternateContent>
-          <mc:Choice Requires="wps">
-            <w:drawing>
-              <wp:anchor distT="0" distB="0" distL="114300" distR="114300" simplePos="0" relativeHeight="251661312" behindDoc="1" locked="0" layoutInCell="1" allowOverlap="1" wp14:anchorId="0853532D" wp14:editId="4A562B5E">
+              <wp:anchor distT="0" distB="0" distL="114300" distR="114300" simplePos="0" relativeHeight="251661312" behindDoc="1" locked="0" layoutInCell="1" allowOverlap="1" wp14:anchorId="0853532D" wp14:editId="3CD735E2">
                 <wp:simplePos x="0" y="0"/>
                 <wp:positionH relativeFrom="page">
                   <wp:align>left</wp:align>
@@ -296,7 +179,7 @@
           </mc:Choice>
           <mc:Fallback>
             <w:pict>
-              <v:rect w14:anchorId="38FE5111" id="Rectángulo 3" o:spid="_x0000_s1026" alt="&quot;&quot;" style="position:absolute;margin-left:0;margin-top:19.35pt;width:613.85pt;height:173.9pt;z-index:-251655168;visibility:visible;mso-wrap-style:square;mso-height-percent:0;mso-wrap-distance-left:9pt;mso-wrap-distance-top:0;mso-wrap-distance-right:9pt;mso-wrap-distance-bottom:0;mso-position-horizontal:left;mso-position-horizontal-relative:page;mso-position-vertical:absolute;mso-position-vertical-relative:text;mso-height-percent:0;mso-height-relative:margin;v-text-anchor:middle" o:gfxdata="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" fillcolor="#00314d" stroked="f" strokeweight="1pt">
+              <v:rect w14:anchorId="2ABBD589" id="Rectángulo 3" o:spid="_x0000_s1026" alt="&quot;&quot;" style="position:absolute;margin-left:0;margin-top:19.35pt;width:613.85pt;height:173.9pt;z-index:-251655168;visibility:visible;mso-wrap-style:square;mso-height-percent:0;mso-wrap-distance-left:9pt;mso-wrap-distance-top:0;mso-wrap-distance-right:9pt;mso-wrap-distance-bottom:0;mso-position-horizontal:left;mso-position-horizontal-relative:page;mso-position-vertical:absolute;mso-position-vertical-relative:text;mso-height-percent:0;mso-height-relative:margin;v-text-anchor:middle" o:gfxdata="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" fillcolor="#00314d" stroked="f" strokeweight="1pt">
                 <w10:wrap anchorx="page"/>
               </v:rect>
             </w:pict>
@@ -315,6 +198,123 @@
           <w14:ligatures w14:val="none"/>
         </w:rPr>
       </w:pPr>
+      <w:r>
+        <w:rPr>
+          <w:noProof/>
+          <w:lang w:eastAsia="es-CO"/>
+        </w:rPr>
+        <mc:AlternateContent>
+          <mc:Choice Requires="wps">
+            <w:drawing>
+              <wp:anchor distT="45720" distB="45720" distL="114300" distR="114300" simplePos="0" relativeHeight="251663360" behindDoc="0" locked="0" layoutInCell="1" allowOverlap="1" wp14:anchorId="2E2DABF6" wp14:editId="5250539B">
+                <wp:simplePos x="0" y="0"/>
+                <wp:positionH relativeFrom="margin">
+                  <wp:align>left</wp:align>
+                </wp:positionH>
+                <wp:positionV relativeFrom="paragraph">
+                  <wp:posOffset>8552</wp:posOffset>
+                </wp:positionV>
+                <wp:extent cx="6669339" cy="1852295"/>
+                <wp:effectExtent l="0" t="0" r="0" b="0"/>
+                <wp:wrapNone/>
+                <wp:docPr id="217" name="Cuadro de texto 2">
+                  <a:extLst xmlns:a="http://schemas.openxmlformats.org/drawingml/2006/main">
+                    <a:ext uri="{C183D7F6-B498-43B3-948B-1728B52AA6E4}">
+                      <adec:decorative xmlns:adec="http://schemas.microsoft.com/office/drawing/2017/decorative" val="1"/>
+                    </a:ext>
+                  </a:extLst>
+                </wp:docPr>
+                <wp:cNvGraphicFramePr>
+                  <a:graphicFrameLocks xmlns:a="http://schemas.openxmlformats.org/drawingml/2006/main"/>
+                </wp:cNvGraphicFramePr>
+                <a:graphic xmlns:a="http://schemas.openxmlformats.org/drawingml/2006/main">
+                  <a:graphicData uri="http://schemas.microsoft.com/office/word/2010/wordprocessingShape">
+                    <wps:wsp>
+                      <wps:cNvSpPr txBox="1">
+                        <a:spLocks noChangeArrowheads="1"/>
+                      </wps:cNvSpPr>
+                      <wps:spPr bwMode="auto">
+                        <a:xfrm>
+                          <a:off x="0" y="0"/>
+                          <a:ext cx="6669339" cy="1852295"/>
+                        </a:xfrm>
+                        <a:prstGeom prst="rect">
+                          <a:avLst/>
+                        </a:prstGeom>
+                        <a:noFill/>
+                        <a:ln>
+                          <a:noFill/>
+                        </a:ln>
+                        <a:effectLst/>
+                      </wps:spPr>
+                      <wps:txbx>
+                        <w:txbxContent>
+                          <w:p>
+                            <w:pPr>
+                              <w:pStyle w:val="TituloPortada"/>
+                              <w:rPr>
+                                <w:szCs w:val="72"/>
+                                <w:lang w:val="es-ES"/>
+                              </w:rPr>
+                            </w:pPr>
+                            <w:r>
+                              <w:rPr>
+                                <w:szCs w:val="72"/>
+                                <w:lang w:val="es-ES"/>
+                              </w:rPr>
+                              <w:t>Gestión de activos de información y análisis de riesgos en seguridad de la información</w:t>
+                            </w:r>
+                          </w:p>
+                        </w:txbxContent>
+                      </wps:txbx>
+                      <wps:bodyPr rot="0" vert="horz" wrap="square" lIns="91440" tIns="45720" rIns="91440" bIns="45720" anchor="t" anchorCtr="0">
+                        <a:noAutofit/>
+                      </wps:bodyPr>
+                    </wps:wsp>
+                  </a:graphicData>
+                </a:graphic>
+                <wp14:sizeRelH relativeFrom="margin">
+                  <wp14:pctWidth>0</wp14:pctWidth>
+                </wp14:sizeRelH>
+                <wp14:sizeRelV relativeFrom="margin">
+                  <wp14:pctHeight>0</wp14:pctHeight>
+                </wp14:sizeRelV>
+              </wp:anchor>
+            </w:drawing>
+          </mc:Choice>
+          <mc:Fallback>
+            <w:pict>
+              <v:shapetype w14:anchorId="2E2DABF6" id="_x0000_t202" coordsize="21600,21600" o:spt="202" path="m,l,21600r21600,l21600,xe">
+                <v:stroke joinstyle="miter"/>
+                <v:path gradientshapeok="t" o:connecttype="rect"/>
+              </v:shapetype>
+              <v:shape id="Cuadro de texto 2" o:spid="_x0000_s1026" type="#_x0000_t202" alt="&quot;&quot;" style="position:absolute;left:0;text-align:left;margin-left:0;margin-top:.65pt;width:525.15pt;height:145.85pt;z-index:251663360;visibility:visible;mso-wrap-style:square;mso-width-percent:0;mso-height-percent:0;mso-wrap-distance-left:9pt;mso-wrap-distance-top:3.6pt;mso-wrap-distance-right:9pt;mso-wrap-distance-bottom:3.6pt;mso-position-horizontal:left;mso-position-horizontal-relative:margin;mso-position-vertical:absolute;mso-position-vertical-relative:text;mso-width-percent:0;mso-height-percent:0;mso-width-relative:margin;mso-height-relative:margin;v-text-anchor:top" o:gfxdata="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" filled="f" stroked="f">
+                <v:textbox>
+                  <w:txbxContent>
+                    <w:p>
+                      <w:pPr>
+                        <w:pStyle w:val="TituloPortada"/>
+                        <w:rPr>
+                          <w:szCs w:val="72"/>
+                          <w:lang w:val="es-ES"/>
+                        </w:rPr>
+                      </w:pPr>
+                      <w:r>
+                        <w:rPr>
+                          <w:szCs w:val="72"/>
+                          <w:lang w:val="es-ES"/>
+                        </w:rPr>
+                        <w:t>Gestión de activos de información y análisis de riesgos en seguridad de la información</w:t>
+                      </w:r>
+                    </w:p>
+                  </w:txbxContent>
+                </v:textbox>
+                <w10:wrap anchorx="margin"/>
+              </v:shape>
+            </w:pict>
+          </mc:Fallback>
+        </mc:AlternateContent>
+      </w:r>
     </w:p>
     <w:p>
       <w:pPr>
@@ -481,9 +481,9 @@
         <w:br w:type="page"/>
       </w:r>
     </w:p>
-    <w:bookmarkStart w:id="0" w:name="_Toc215688807" w:displacedByCustomXml="next"/>
+    <w:bookmarkStart w:id="0" w:name="_Toc212063365" w:displacedByCustomXml="next"/>
     <w:bookmarkStart w:id="1" w:name="_Toc210667146" w:displacedByCustomXml="next"/>
-    <w:bookmarkStart w:id="2" w:name="_Toc212063365" w:displacedByCustomXml="next"/>
+    <w:bookmarkStart w:id="2" w:name="_Toc215688807" w:displacedByCustomXml="next"/>
     <w:sdt>
       <w:sdtPr>
         <w:rPr>
@@ -2780,7 +2780,21 @@
         <w:rPr>
           <w:lang w:val="es-419" w:eastAsia="es-CO"/>
         </w:rPr>
-        <w:t>Para entender mejor cómo se identifican y clasifican los activos de información en diferentes contextos, a continuación se presentan ejemplos aplicados en tres tipos de organizaciones, relacionando los activos relevantes asociados a la gestión de una institución prestadora de salud, una corporación educativa y una finca agropecuaria:</w:t>
+        <w:t xml:space="preserve">Para entender mejor cómo se identifican y clasifican los activos de información en diferentes contextos, a </w:t>
+      </w:r>
+      <w:proofErr w:type="gramStart"/>
+      <w:r>
+        <w:rPr>
+          <w:lang w:val="es-419" w:eastAsia="es-CO"/>
+        </w:rPr>
+        <w:t>continuación</w:t>
+      </w:r>
+      <w:proofErr w:type="gramEnd"/>
+      <w:r>
+        <w:rPr>
+          <w:lang w:val="es-419" w:eastAsia="es-CO"/>
+        </w:rPr>
+        <w:t xml:space="preserve"> se presentan ejemplos aplicados en tres tipos de organizaciones, relacionando los activos relevantes asociados a la gestión de una institución prestadora de salud, una corporación educativa y una finca agropecuaria:</w:t>
       </w:r>
     </w:p>
     <w:p>
@@ -2957,161 +2971,110 @@
                 <w:rStyle w:val="Extranjerismo"/>
                 <w:lang w:val="es-CO"/>
               </w:rPr>
-              <w:t xml:space="preserve">Hospital </w:t>
-            </w:r>
-            <w:proofErr w:type="spellStart"/>
+              <w:t>Hospital Information System</w:t>
+            </w:r>
+            <w:r>
+              <w:t xml:space="preserve">), PACS para imágenes diagnósticas, </w:t>
+            </w:r>
             <w:r>
               <w:rPr>
                 <w:rStyle w:val="Extranjerismo"/>
                 <w:lang w:val="es-CO"/>
               </w:rPr>
-              <w:t>Information</w:t>
-            </w:r>
-            <w:proofErr w:type="spellEnd"/>
+              <w:t>firewalls</w:t>
+            </w:r>
+            <w:r>
+              <w:t xml:space="preserve"> </w:t>
+            </w:r>
+            <w:r>
+              <w:lastRenderedPageBreak/>
+              <w:t xml:space="preserve">médicos, </w:t>
+            </w:r>
             <w:r>
               <w:rPr>
                 <w:rStyle w:val="Extranjerismo"/>
                 <w:lang w:val="es-CO"/>
               </w:rPr>
-              <w:t xml:space="preserve"> </w:t>
-            </w:r>
-            <w:proofErr w:type="spellStart"/>
+              <w:t>tablets</w:t>
+            </w:r>
+            <w:r>
+              <w:t xml:space="preserve"> para registro en cama de hospitalización.</w:t>
+            </w:r>
+          </w:p>
+        </w:tc>
+        <w:tc>
+          <w:tcPr>
+            <w:tcW w:w="2739" w:type="dxa"/>
+          </w:tcPr>
+          <w:p>
+            <w:pPr>
+              <w:pStyle w:val="TextoTablas"/>
+            </w:pPr>
+            <w:r>
+              <w:lastRenderedPageBreak/>
+              <w:t>LMS (</w:t>
+            </w:r>
             <w:r>
               <w:rPr>
                 <w:rStyle w:val="Extranjerismo"/>
                 <w:lang w:val="es-CO"/>
               </w:rPr>
-              <w:t>System</w:t>
-            </w:r>
-            <w:proofErr w:type="spellEnd"/>
-            <w:r>
-              <w:t xml:space="preserve">), PACS para imágenes diagnósticas, </w:t>
+              <w:t>Moodle</w:t>
+            </w:r>
+            <w:r>
+              <w:t xml:space="preserve">), sistema académico (SIA), servidores para aulas virtuales, </w:t>
             </w:r>
             <w:r>
               <w:rPr>
                 <w:rStyle w:val="Extranjerismo"/>
                 <w:lang w:val="es-CO"/>
               </w:rPr>
-              <w:t>firewalls</w:t>
-            </w:r>
-            <w:r>
-              <w:t xml:space="preserve"> </w:t>
+              <w:t xml:space="preserve">software </w:t>
             </w:r>
             <w:r>
               <w:lastRenderedPageBreak/>
-              <w:t xml:space="preserve">médicos, </w:t>
-            </w:r>
-            <w:proofErr w:type="spellStart"/>
+              <w:t xml:space="preserve">antiplagio, sistema de </w:t>
+            </w:r>
             <w:r>
               <w:rPr>
                 <w:rStyle w:val="Extranjerismo"/>
                 <w:lang w:val="es-CO"/>
               </w:rPr>
-              <w:t>tablets</w:t>
-            </w:r>
-            <w:proofErr w:type="spellEnd"/>
-            <w:r>
-              <w:t xml:space="preserve"> para registro en cama de hospitalización.</w:t>
-            </w:r>
-          </w:p>
-        </w:tc>
-        <w:tc>
-          <w:tcPr>
-            <w:tcW w:w="2739" w:type="dxa"/>
-          </w:tcPr>
-          <w:p>
-            <w:pPr>
-              <w:pStyle w:val="TextoTablas"/>
-            </w:pPr>
-            <w:r>
-              <w:lastRenderedPageBreak/>
-              <w:t>LMS (</w:t>
-            </w:r>
+              <w:t xml:space="preserve">backup </w:t>
+            </w:r>
+            <w:r>
+              <w:t>institucional.</w:t>
+            </w:r>
+          </w:p>
+        </w:tc>
+        <w:tc>
+          <w:tcPr>
+            <w:tcW w:w="2567" w:type="dxa"/>
+          </w:tcPr>
+          <w:p>
+            <w:pPr>
+              <w:pStyle w:val="TextoTablas"/>
+            </w:pPr>
             <w:r>
               <w:rPr>
                 <w:rStyle w:val="Extranjerismo"/>
                 <w:lang w:val="es-CO"/>
               </w:rPr>
-              <w:t>Moodle</w:t>
-            </w:r>
-            <w:r>
-              <w:t xml:space="preserve">), sistema académico (SIA), servidores para aulas virtuales, </w:t>
-            </w:r>
-            <w:r>
-              <w:rPr>
-                <w:rStyle w:val="Extranjerismo"/>
-              </w:rPr>
-              <w:t xml:space="preserve">software </w:t>
-            </w:r>
-            <w:r>
               <w:lastRenderedPageBreak/>
-              <w:t xml:space="preserve">antiplagio, sistema de </w:t>
-            </w:r>
-            <w:proofErr w:type="spellStart"/>
+              <w:t xml:space="preserve">Software </w:t>
+            </w:r>
+            <w:r>
+              <w:t>ERP agropecuario, sensores</w:t>
+            </w:r>
             <w:r>
               <w:rPr>
                 <w:rStyle w:val="Extranjerismo"/>
                 <w:lang w:val="es-CO"/>
               </w:rPr>
-              <w:t>backup</w:t>
-            </w:r>
-            <w:proofErr w:type="spellEnd"/>
-            <w:r>
-              <w:rPr>
-                <w:rStyle w:val="Extranjerismo"/>
-                <w:lang w:val="es-CO"/>
-              </w:rPr>
-              <w:t xml:space="preserve"> </w:t>
-            </w:r>
-            <w:r>
-              <w:t>institucional.</w:t>
-            </w:r>
-          </w:p>
-        </w:tc>
-        <w:tc>
-          <w:tcPr>
-            <w:tcW w:w="2567" w:type="dxa"/>
-          </w:tcPr>
-          <w:p>
-            <w:pPr>
-              <w:pStyle w:val="TextoTablas"/>
-            </w:pPr>
-            <w:r>
-              <w:rPr>
-                <w:rStyle w:val="Extranjerismo"/>
-              </w:rPr>
-              <w:lastRenderedPageBreak/>
-              <w:t xml:space="preserve">Software </w:t>
-            </w:r>
-            <w:r>
-              <w:t>ERP agropecuario, sensores</w:t>
-            </w:r>
-            <w:r>
-              <w:rPr>
-                <w:rStyle w:val="Extranjerismo"/>
-                <w:lang w:val="es-CO"/>
-              </w:rPr>
-              <w:t xml:space="preserve"> </w:t>
-            </w:r>
-            <w:proofErr w:type="spellStart"/>
-            <w:r>
-              <w:rPr>
-                <w:rStyle w:val="Extranjerismo"/>
-                <w:lang w:val="es-CO"/>
-              </w:rPr>
-              <w:t>IoT</w:t>
-            </w:r>
-            <w:proofErr w:type="spellEnd"/>
-            <w:r>
-              <w:t xml:space="preserve"> de humedad, GPS en tractores, </w:t>
-            </w:r>
-            <w:proofErr w:type="gramStart"/>
-            <w:r>
-              <w:t>drones</w:t>
-            </w:r>
-            <w:proofErr w:type="gramEnd"/>
-            <w:r>
-              <w:t xml:space="preserve"> </w:t>
+              <w:t xml:space="preserve"> IoT</w:t>
+            </w:r>
+            <w:r>
+              <w:t xml:space="preserve"> de humedad, GPS en tractores, drones </w:t>
             </w:r>
             <w:r>
               <w:lastRenderedPageBreak/>
@@ -3227,7 +3190,10 @@
               <w:pStyle w:val="TextoTablas"/>
             </w:pPr>
             <w:r>
-              <w:t>Plan de buenas prácticas agrícolas (BPA), normas de bioseguridad, contratos con proveedores, plan de gestión de residuos agroindustriales.</w:t>
+              <w:t>Plan de Buenas Prácticas Agrícolas (BPA), normas de bioseguridad, contratos con proveedores, plan de gestión de residuos agroindustriales</w:t>
+            </w:r>
+            <w:r>
+              <w:t>.</w:t>
             </w:r>
           </w:p>
         </w:tc>
@@ -4694,44 +4660,22 @@
         <w:rPr>
           <w:lang w:eastAsia="es-CO"/>
         </w:rPr>
-        <w:t xml:space="preserve">A continuación, se presenta un ejemplo de registro de activos basado en la IPS </w:t>
-      </w:r>
-      <w:proofErr w:type="spellStart"/>
-      <w:r>
+        <w:t>A continuación, se presenta un ejemplo de registro de activos basado en la IPS ManoSana, utilizada anteriormente para ilustrar otros temas tratados en esta sección:</w:t>
+      </w:r>
+    </w:p>
+    <w:p>
+      <w:pPr>
+        <w:pStyle w:val="Tabla"/>
         <w:rPr>
           <w:lang w:eastAsia="es-CO"/>
         </w:rPr>
-        <w:t>ManoSana</w:t>
-      </w:r>
-      <w:proofErr w:type="spellEnd"/>
+      </w:pPr>
       <w:r>
         <w:rPr>
           <w:lang w:eastAsia="es-CO"/>
         </w:rPr>
-        <w:t>, utilizada anteriormente para ilustrar otros temas tratados en esta sección:</w:t>
-      </w:r>
-    </w:p>
-    <w:p>
-      <w:pPr>
-        <w:pStyle w:val="Tabla"/>
-        <w:rPr>
-          <w:lang w:eastAsia="es-CO"/>
-        </w:rPr>
-      </w:pPr>
-      <w:r>
-        <w:rPr>
-          <w:lang w:eastAsia="es-CO"/>
-        </w:rPr>
-        <w:t xml:space="preserve">Registro de activos de información de la IPS </w:t>
-      </w:r>
-      <w:proofErr w:type="spellStart"/>
-      <w:r>
-        <w:rPr>
-          <w:lang w:eastAsia="es-CO"/>
-        </w:rPr>
-        <w:t>ManoSana</w:t>
-      </w:r>
-      <w:proofErr w:type="spellEnd"/>
+        <w:t>Registro de activos de información de la IPS ManoSana</w:t>
+      </w:r>
     </w:p>
     <w:tbl>
       <w:tblPr>
@@ -5276,6 +5220,7 @@
             <w:r>
               <w:rPr>
                 <w:rStyle w:val="Extranjerismo"/>
+                <w:lang w:val="es-CO"/>
               </w:rPr>
               <w:t>switches</w:t>
             </w:r>
@@ -6532,7 +6477,6 @@
             <w:r>
               <w:t xml:space="preserve">Sistemas de </w:t>
             </w:r>
-            <w:proofErr w:type="spellStart"/>
             <w:r>
               <w:rPr>
                 <w:rStyle w:val="Extranjerismo"/>
@@ -6540,9 +6484,11 @@
               </w:rPr>
               <w:t>backup</w:t>
             </w:r>
-            <w:proofErr w:type="spellEnd"/>
             <w:r>
               <w:t xml:space="preserve"> que aseguran la recuperación de datos originales</w:t>
+            </w:r>
+            <w:r>
+              <w:t>.</w:t>
             </w:r>
           </w:p>
         </w:tc>
@@ -7394,7 +7340,6 @@
             <w:r>
               <w:t>Se identifican amenazas como ciberataques (</w:t>
             </w:r>
-            <w:proofErr w:type="spellStart"/>
             <w:r>
               <w:rPr>
                 <w:rStyle w:val="Extranjerismo"/>
@@ -7402,7 +7347,6 @@
               </w:rPr>
               <w:t>ransomware</w:t>
             </w:r>
-            <w:proofErr w:type="spellEnd"/>
             <w:r>
               <w:t>), incendios en sala de servidores o errores humanos en actualización de datos de pacientes.</w:t>
             </w:r>
@@ -7966,7 +7910,21 @@
         <w:rPr>
           <w:lang w:val="es-419" w:eastAsia="es-CO"/>
         </w:rPr>
-        <w:t>Una vez identificados y clasificados los activos de información, es necesario asignarles un valor que permita establecer su nivel de importancia dentro de la organización. El proceso de valoración se realiza en pro de analizar el impacto que tendría la pérdida, alteración o indisponibilidad de los activos, lo que a su vez, afectaría la continuidad de las operaciones de la empresa, la reputación de su imagen y marca, y el cumplimiento de los objetivos estratégicos.</w:t>
+        <w:t xml:space="preserve">Una vez identificados y clasificados los activos de información, es necesario asignarles un valor que permita establecer su nivel de importancia dentro de la organización. El proceso de valoración se realiza en pro de analizar el impacto que tendría la pérdida, alteración o indisponibilidad de los activos, lo </w:t>
+      </w:r>
+      <w:proofErr w:type="gramStart"/>
+      <w:r>
+        <w:rPr>
+          <w:lang w:val="es-419" w:eastAsia="es-CO"/>
+        </w:rPr>
+        <w:t>que</w:t>
+      </w:r>
+      <w:proofErr w:type="gramEnd"/>
+      <w:r>
+        <w:rPr>
+          <w:lang w:val="es-419" w:eastAsia="es-CO"/>
+        </w:rPr>
+        <w:t xml:space="preserve"> a su vez, afectaría la continuidad de las operaciones de la empresa, la reputación de su imagen y marca, y el cumplimiento de los objetivos estratégicos.</w:t>
       </w:r>
     </w:p>
     <w:p>
@@ -8148,7 +8106,21 @@
         <w:rPr>
           <w:lang w:val="es-419" w:eastAsia="es-CO"/>
         </w:rPr>
-        <w:t>Teniendo en cuenta todos estos criterios, se puede llevar a cabo un ejercicio de priorización que ayude a valorar y ordenar los activos según su criticidad. El proceso de priorización podría variar en si se decide sumar o promediar los valores asignados a cada uno de los parámetros, aunque también se pueden desarrollar otro tipo de procedimientos, como por ejemplo, ponderaciones diferenciadas si un criterio es más importante que otro en la organización. También hay que considerar posibles variaciones en las escalas de valoración, lo que significa que cada empresa tendrá la autonomía de ajustar su modelo de medición, de acuerdo con el contexto en que se desenvuelve, ya sea implementando un enfoque más cuantitativo (midiendo en cifras) o cualitativo (valoración descriptiva).</w:t>
+        <w:t xml:space="preserve">Teniendo en cuenta todos estos criterios, se puede llevar a cabo un ejercicio de priorización que ayude a valorar y ordenar los activos según su criticidad. El proceso de priorización podría variar en si se decide sumar o promediar los valores asignados a cada uno de los parámetros, aunque también se pueden desarrollar otro tipo de procedimientos, </w:t>
+      </w:r>
+      <w:proofErr w:type="gramStart"/>
+      <w:r>
+        <w:rPr>
+          <w:lang w:val="es-419" w:eastAsia="es-CO"/>
+        </w:rPr>
+        <w:t>como</w:t>
+      </w:r>
+      <w:proofErr w:type="gramEnd"/>
+      <w:r>
+        <w:rPr>
+          <w:lang w:val="es-419" w:eastAsia="es-CO"/>
+        </w:rPr>
+        <w:t xml:space="preserve"> por ejemplo, ponderaciones diferenciadas si un criterio es más importante que otro en la organización. También hay que considerar posibles variaciones en las escalas de valoración, lo que significa que cada empresa tendrá la autonomía de ajustar su modelo de medición, de acuerdo con el contexto en que se desenvuelve, ya sea implementando un enfoque más cuantitativo (midiendo en cifras) o cualitativo (valoración descriptiva).</w:t>
       </w:r>
     </w:p>
     <w:p>
@@ -11948,6 +11920,144 @@
           </w:p>
         </w:tc>
       </w:tr>
+      <w:tr>
+        <w:tc>
+          <w:tcPr>
+            <w:tcW w:w="701" w:type="dxa"/>
+          </w:tcPr>
+          <w:p>
+            <w:pPr>
+              <w:pStyle w:val="TextoTablas"/>
+            </w:pPr>
+            <w:r>
+              <w:t>10</w:t>
+            </w:r>
+          </w:p>
+        </w:tc>
+        <w:tc>
+          <w:tcPr>
+            <w:tcW w:w="1421" w:type="dxa"/>
+          </w:tcPr>
+          <w:p>
+            <w:pPr>
+              <w:pStyle w:val="TextoTablas"/>
+            </w:pPr>
+            <w:r>
+              <w:t>Personal de enfermería.</w:t>
+            </w:r>
+          </w:p>
+        </w:tc>
+        <w:tc>
+          <w:tcPr>
+            <w:tcW w:w="1559" w:type="dxa"/>
+          </w:tcPr>
+          <w:p>
+            <w:pPr>
+              <w:pStyle w:val="TextoTablas"/>
+            </w:pPr>
+            <w:r>
+              <w:t>Recursos humanos.</w:t>
+            </w:r>
+          </w:p>
+        </w:tc>
+        <w:tc>
+          <w:tcPr>
+            <w:tcW w:w="1276" w:type="dxa"/>
+          </w:tcPr>
+          <w:p>
+            <w:pPr>
+              <w:pStyle w:val="TextoTablas"/>
+            </w:pPr>
+            <w:r>
+              <w:t>Consultorios / UCI.</w:t>
+            </w:r>
+          </w:p>
+        </w:tc>
+        <w:tc>
+          <w:tcPr>
+            <w:tcW w:w="1417" w:type="dxa"/>
+          </w:tcPr>
+          <w:p>
+            <w:pPr>
+              <w:pStyle w:val="TextoTablas"/>
+            </w:pPr>
+            <w:r>
+              <w:t>Coordina</w:t>
+            </w:r>
+            <w:r>
+              <w:t xml:space="preserve"> </w:t>
+            </w:r>
+            <w:r>
+              <w:t>dor de enfermería.</w:t>
+            </w:r>
+          </w:p>
+        </w:tc>
+        <w:tc>
+          <w:tcPr>
+            <w:tcW w:w="567" w:type="dxa"/>
+          </w:tcPr>
+          <w:p>
+            <w:pPr>
+              <w:pStyle w:val="TextoTablas"/>
+            </w:pPr>
+            <w:r>
+              <w:t>5.</w:t>
+            </w:r>
+          </w:p>
+        </w:tc>
+        <w:tc>
+          <w:tcPr>
+            <w:tcW w:w="567" w:type="dxa"/>
+          </w:tcPr>
+          <w:p>
+            <w:pPr>
+              <w:pStyle w:val="TextoTablas"/>
+            </w:pPr>
+            <w:r>
+              <w:t>4.</w:t>
+            </w:r>
+          </w:p>
+        </w:tc>
+        <w:tc>
+          <w:tcPr>
+            <w:tcW w:w="567" w:type="dxa"/>
+          </w:tcPr>
+          <w:p>
+            <w:pPr>
+              <w:pStyle w:val="TextoTablas"/>
+            </w:pPr>
+            <w:r>
+              <w:t>5.</w:t>
+            </w:r>
+          </w:p>
+        </w:tc>
+        <w:tc>
+          <w:tcPr>
+            <w:tcW w:w="851" w:type="dxa"/>
+          </w:tcPr>
+          <w:p>
+            <w:pPr>
+              <w:pStyle w:val="TextoTablas"/>
+            </w:pPr>
+            <w:r>
+              <w:t>14.</w:t>
+            </w:r>
+          </w:p>
+        </w:tc>
+        <w:tc>
+          <w:tcPr>
+            <w:tcW w:w="1036" w:type="dxa"/>
+          </w:tcPr>
+          <w:p>
+            <w:pPr>
+              <w:pStyle w:val="TextoTablas"/>
+            </w:pPr>
+            <w:r>
+              <w:t>Alta.</w:t>
+            </w:r>
+          </w:p>
+        </w:tc>
+      </w:tr>
     </w:tbl>
     <w:p>
       <w:pPr>
@@ -11974,22 +12084,6 @@
         </w:rPr>
         <w:t>La seguridad de la información y la gestión de riesgos permiten identificar, analizar y valorar las amenazas que podrían afectar estos activos, estableciendo controles y medidas preventivas que minimicen impactos. De esta manera, las organizaciones aseguran confidencialidad, integridad y disponibilidad de su información, fortalecen su resiliencia y fomentan la confianza de sus usuarios, clientes y colaboradores, consolidando una gestión responsable y estratégica de sus recursos.</w:t>
       </w:r>
-    </w:p>
-    <w:p>
-      <w:pPr>
-        <w:rPr>
-          <w:lang w:val="es-419" w:eastAsia="es-CO"/>
-        </w:rPr>
-      </w:pPr>
-    </w:p>
-    <w:p>
-      <w:pPr>
-        <w:pStyle w:val="Prrafodelista"/>
-        <w:ind w:left="1429" w:firstLine="0"/>
-        <w:rPr>
-          <w:lang w:val="es-419" w:eastAsia="es-CO"/>
-        </w:rPr>
-      </w:pPr>
     </w:p>
     <w:p>
       <w:pPr>
@@ -13080,31 +13174,7 @@
           <w:lang w:val="en-US" w:eastAsia="es-CO"/>
           <w14:ligatures w14:val="none"/>
         </w:rPr>
-        <w:t xml:space="preserve">Cane, T. (2025). ISO 27001:2022 annex A 5.9 – inventory of information and other associated assets. </w:t>
-      </w:r>
-      <w:proofErr w:type="spellStart"/>
-      <w:r>
-        <w:rPr>
-          <w:rFonts w:eastAsia="Times New Roman" w:cstheme="minorHAnsi"/>
-          <w:kern w:val="0"/>
-          <w:szCs w:val="28"/>
-          <w:bdr w:val="none" w:sz="0" w:space="0" w:color="auto" w:frame="1"/>
-          <w:lang w:val="en-US" w:eastAsia="es-CO"/>
-          <w14:ligatures w14:val="none"/>
-        </w:rPr>
-        <w:t>ISMS.Online</w:t>
-      </w:r>
-      <w:proofErr w:type="spellEnd"/>
-      <w:r>
-        <w:rPr>
-          <w:rFonts w:eastAsia="Times New Roman" w:cstheme="minorHAnsi"/>
-          <w:kern w:val="0"/>
-          <w:szCs w:val="28"/>
-          <w:bdr w:val="none" w:sz="0" w:space="0" w:color="auto" w:frame="1"/>
-          <w:lang w:val="en-US" w:eastAsia="es-CO"/>
-          <w14:ligatures w14:val="none"/>
-        </w:rPr>
-        <w:t>.</w:t>
+        <w:t>Cane, T. (2025). ISO 27001:2022 annex A 5.9 – inventory of information and other associated assets. ISMS.Online.</w:t>
       </w:r>
       <w:r>
         <w:rPr>
@@ -13287,31 +13357,7 @@
           <w:lang w:val="en-US" w:eastAsia="es-CO"/>
           <w14:ligatures w14:val="none"/>
         </w:rPr>
-        <w:t xml:space="preserve">Mohan, V. (2024). ISO 27001 Annex A.8: Asset management explained. </w:t>
-      </w:r>
-      <w:proofErr w:type="spellStart"/>
-      <w:r>
-        <w:rPr>
-          <w:rFonts w:eastAsia="Times New Roman" w:cstheme="minorHAnsi"/>
-          <w:kern w:val="0"/>
-          <w:szCs w:val="28"/>
-          <w:bdr w:val="none" w:sz="0" w:space="0" w:color="auto" w:frame="1"/>
-          <w:lang w:val="en-US" w:eastAsia="es-CO"/>
-          <w14:ligatures w14:val="none"/>
-        </w:rPr>
-        <w:t>Sprinto</w:t>
-      </w:r>
-      <w:proofErr w:type="spellEnd"/>
-      <w:r>
-        <w:rPr>
-          <w:rFonts w:eastAsia="Times New Roman" w:cstheme="minorHAnsi"/>
-          <w:kern w:val="0"/>
-          <w:szCs w:val="28"/>
-          <w:bdr w:val="none" w:sz="0" w:space="0" w:color="auto" w:frame="1"/>
-          <w:lang w:val="en-US" w:eastAsia="es-CO"/>
-          <w14:ligatures w14:val="none"/>
-        </w:rPr>
-        <w:t>.</w:t>
+        <w:t>Mohan, V. (2024). ISO 27001 Annex A.8: Asset management explained. Sprinto.</w:t>
       </w:r>
       <w:r>
         <w:rPr>
@@ -13363,7 +13409,6 @@
           <w14:ligatures w14:val="none"/>
         </w:rPr>
       </w:pPr>
-      <w:proofErr w:type="spellStart"/>
       <w:r>
         <w:rPr>
           <w:rFonts w:eastAsia="Times New Roman" w:cstheme="minorHAnsi"/>
@@ -13373,43 +13418,7 @@
           <w:lang w:eastAsia="es-CO"/>
           <w14:ligatures w14:val="none"/>
         </w:rPr>
-        <w:t>Novaseguridad</w:t>
-      </w:r>
-      <w:proofErr w:type="spellEnd"/>
-      <w:r>
-        <w:rPr>
-          <w:rFonts w:eastAsia="Times New Roman" w:cstheme="minorHAnsi"/>
-          <w:kern w:val="0"/>
-          <w:szCs w:val="28"/>
-          <w:bdr w:val="none" w:sz="0" w:space="0" w:color="auto" w:frame="1"/>
-          <w:lang w:eastAsia="es-CO"/>
-          <w14:ligatures w14:val="none"/>
-        </w:rPr>
-        <w:t xml:space="preserve">. (2021). La seguridad de la información y sus 3 pilares fundamentales. </w:t>
-      </w:r>
-      <w:proofErr w:type="spellStart"/>
-      <w:r>
-        <w:rPr>
-          <w:rFonts w:eastAsia="Times New Roman" w:cstheme="minorHAnsi"/>
-          <w:kern w:val="0"/>
-          <w:szCs w:val="28"/>
-          <w:bdr w:val="none" w:sz="0" w:space="0" w:color="auto" w:frame="1"/>
-          <w:lang w:eastAsia="es-CO"/>
-          <w14:ligatures w14:val="none"/>
-        </w:rPr>
-        <w:t>Novasep</w:t>
-      </w:r>
-      <w:proofErr w:type="spellEnd"/>
-      <w:r>
-        <w:rPr>
-          <w:rFonts w:eastAsia="Times New Roman" w:cstheme="minorHAnsi"/>
-          <w:kern w:val="0"/>
-          <w:szCs w:val="28"/>
-          <w:bdr w:val="none" w:sz="0" w:space="0" w:color="auto" w:frame="1"/>
-          <w:lang w:eastAsia="es-CO"/>
-          <w14:ligatures w14:val="none"/>
-        </w:rPr>
-        <w:t>.</w:t>
+        <w:t>Novaseguridad. (2021). La seguridad de la información y sus 3 pilares fundamentales. Novasep.</w:t>
       </w:r>
       <w:r>
         <w:rPr>
@@ -18430,19 +18439,6 @@
 </file>
 
 <file path=customXml/item2.xml><?xml version="1.0" encoding="utf-8"?>
-<?mso-contentType ?>
-<FormTemplates xmlns="http://schemas.microsoft.com/sharepoint/v3/contenttype/forms">
-  <Display>DocumentLibraryForm</Display>
-  <Edit>DocumentLibraryForm</Edit>
-  <New>DocumentLibraryForm</New>
-</FormTemplates>
-</file>
-
-<file path=customXml/item3.xml><?xml version="1.0" encoding="utf-8"?>
-<b:Sources xmlns:b="http://schemas.openxmlformats.org/officeDocument/2006/bibliography" xmlns="http://schemas.openxmlformats.org/officeDocument/2006/bibliography" SelectedStyle="\APASixthEditionOfficeOnline.xsl" StyleName="APA" Version="6"/>
-</file>
-
-<file path=customXml/item4.xml><?xml version="1.0" encoding="utf-8"?>
 <p:properties xmlns:p="http://schemas.microsoft.com/office/2006/metadata/properties" xmlns:xsi="http://www.w3.org/2001/XMLSchema-instance" xmlns:pc="http://schemas.microsoft.com/office/infopath/2007/PartnerControls">
   <documentManagement>
     <TaxCatchAll xmlns="285d351f-f218-493a-825f-85a9dfbde315" xsi:nil="true"/>
@@ -18451,6 +18447,19 @@
     </lcf76f155ced4ddcb4097134ff3c332f>
   </documentManagement>
 </p:properties>
+</file>
+
+<file path=customXml/item3.xml><?xml version="1.0" encoding="utf-8"?>
+<b:Sources xmlns:b="http://schemas.openxmlformats.org/officeDocument/2006/bibliography" xmlns="http://schemas.openxmlformats.org/officeDocument/2006/bibliography" SelectedStyle="\APASixthEditionOfficeOnline.xsl" StyleName="APA" Version="6"/>
+</file>
+
+<file path=customXml/item4.xml><?xml version="1.0" encoding="utf-8"?>
+<?mso-contentType ?>
+<FormTemplates xmlns="http://schemas.microsoft.com/sharepoint/v3/contenttype/forms">
+  <Display>DocumentLibraryForm</Display>
+  <Edit>DocumentLibraryForm</Edit>
+  <New>DocumentLibraryForm</New>
+</FormTemplates>
 </file>
 
 <file path=customXml/itemProps1.xml><?xml version="1.0" encoding="utf-8"?>
@@ -18473,9 +18482,12 @@
 </file>
 
 <file path=customXml/itemProps2.xml><?xml version="1.0" encoding="utf-8"?>
-<ds:datastoreItem xmlns:ds="http://schemas.openxmlformats.org/officeDocument/2006/customXml" ds:itemID="{D00A4A46-BDBD-48AC-87B9-2BA42D9CC06F}">
+<ds:datastoreItem xmlns:ds="http://schemas.openxmlformats.org/officeDocument/2006/customXml" ds:itemID="{26259216-AD86-464A-AEAD-95B1F9E17392}">
   <ds:schemaRefs>
-    <ds:schemaRef ds:uri="http://schemas.microsoft.com/sharepoint/v3/contenttype/forms"/>
+    <ds:schemaRef ds:uri="http://schemas.microsoft.com/office/2006/metadata/properties"/>
+    <ds:schemaRef ds:uri="http://schemas.microsoft.com/office/infopath/2007/PartnerControls"/>
+    <ds:schemaRef ds:uri="285d351f-f218-493a-825f-85a9dfbde315"/>
+    <ds:schemaRef ds:uri="55abea07-cd72-4a95-add0-1082a24cf9e9"/>
   </ds:schemaRefs>
 </ds:datastoreItem>
 </file>
@@ -18489,12 +18501,9 @@
 </file>
 
 <file path=customXml/itemProps4.xml><?xml version="1.0" encoding="utf-8"?>
-<ds:datastoreItem xmlns:ds="http://schemas.openxmlformats.org/officeDocument/2006/customXml" ds:itemID="{26259216-AD86-464A-AEAD-95B1F9E17392}">
+<ds:datastoreItem xmlns:ds="http://schemas.openxmlformats.org/officeDocument/2006/customXml" ds:itemID="{D00A4A46-BDBD-48AC-87B9-2BA42D9CC06F}">
   <ds:schemaRefs>
-    <ds:schemaRef ds:uri="http://schemas.microsoft.com/office/2006/metadata/properties"/>
-    <ds:schemaRef ds:uri="http://schemas.microsoft.com/office/infopath/2007/PartnerControls"/>
-    <ds:schemaRef ds:uri="285d351f-f218-493a-825f-85a9dfbde315"/>
-    <ds:schemaRef ds:uri="55abea07-cd72-4a95-add0-1082a24cf9e9"/>
+    <ds:schemaRef ds:uri="http://schemas.microsoft.com/sharepoint/v3/contenttype/forms"/>
   </ds:schemaRefs>
 </ds:datastoreItem>
 </file>